--- a/supplementary/word/conference/suppl_C_datasets.docx
+++ b/supplementary/word/conference/suppl_C_datasets.docx
@@ -1797,7 +1797,7 @@
       </w:r>
     </w:p>
     <w:bookmarkEnd w:id="18"/>
-    <w:bookmarkStart w:id="30" w:name="hidsag-mineral-subsets"/>
+    <w:bookmarkStart w:id="31" w:name="hidsag-mineral-subsets"/>
     <w:p>
       <w:pPr>
         <w:pStyle w:val="Heading1"/>
@@ -1872,7 +1872,7 @@
         <w:t xml:space="preserve">HIDSAG has no per-pixel ground truth.</w:t>
       </w:r>
     </w:p>
-    <w:bookmarkStart w:id="29" w:name="refs"/>
+    <w:bookmarkStart w:id="30" w:name="refs"/>
     <w:bookmarkStart w:id="20" w:name="ref-baumgardner1992indianpines"/>
     <w:p>
       <w:pPr>
@@ -2008,7 +2008,7 @@
       </w:r>
     </w:p>
     <w:bookmarkEnd w:id="20"/>
-    <w:bookmarkStart w:id="22" w:name="ref-rosis_pavia"/>
+    <w:bookmarkStart w:id="23" w:name="ref-rosis_pavia"/>
     <w:p>
       <w:pPr>
         <w:pStyle w:val="Bibliography"/>
@@ -2085,9 +2085,23 @@
       <w:r>
         <w:t xml:space="preserve">.</w:t>
       </w:r>
+      <w:r>
+        <w:t xml:space="preserve"> </w:t>
+      </w:r>
+      <w:hyperlink r:id="rId22">
+        <w:r>
+          <w:rPr>
+            <w:rStyle w:val="Hyperlink"/>
+          </w:rPr>
+          <w:t xml:space="preserve">https://www.ehu.eus/ccwintco/index.php/Hyperspectral_Remote_Sensing_Scenes#Pavia_University_scene</w:t>
+        </w:r>
+      </w:hyperlink>
+      <w:r>
+        <w:t xml:space="preserve">.</w:t>
+      </w:r>
     </w:p>
-    <w:bookmarkEnd w:id="22"/>
-    <w:bookmarkStart w:id="24" w:name="ref-eo1_botswana"/>
+    <w:bookmarkEnd w:id="23"/>
+    <w:bookmarkStart w:id="25" w:name="ref-eo1_botswana"/>
     <w:p>
       <w:pPr>
         <w:pStyle w:val="Bibliography"/>
@@ -2153,7 +2167,7 @@
       <w:r>
         <w:t xml:space="preserve"> </w:t>
       </w:r>
-      <w:hyperlink r:id="rId23">
+      <w:hyperlink r:id="rId24">
         <w:r>
           <w:rPr>
             <w:rStyle w:val="Hyperlink"/>
@@ -2164,9 +2178,23 @@
       <w:r>
         <w:t xml:space="preserve">.</w:t>
       </w:r>
+      <w:r>
+        <w:t xml:space="preserve"> </w:t>
+      </w:r>
+      <w:hyperlink r:id="rId24">
+        <w:r>
+          <w:rPr>
+            <w:rStyle w:val="Hyperlink"/>
+          </w:rPr>
+          <w:t xml:space="preserve">https://www.ehu.eus/ccwintco/index.php/Hyperspectral_Remote_Sensing_Scenes#Botswana</w:t>
+        </w:r>
+      </w:hyperlink>
+      <w:r>
+        <w:t xml:space="preserve">.</w:t>
+      </w:r>
     </w:p>
-    <w:bookmarkEnd w:id="24"/>
-    <w:bookmarkStart w:id="26" w:name="ref-aviris_ksc"/>
+    <w:bookmarkEnd w:id="25"/>
+    <w:bookmarkStart w:id="27" w:name="ref-aviris_ksc"/>
     <w:p>
       <w:pPr>
         <w:pStyle w:val="Bibliography"/>
@@ -2246,7 +2274,7 @@
       <w:r>
         <w:t xml:space="preserve"> </w:t>
       </w:r>
-      <w:hyperlink r:id="rId25">
+      <w:hyperlink r:id="rId26">
         <w:r>
           <w:rPr>
             <w:rStyle w:val="Hyperlink"/>
@@ -2257,9 +2285,23 @@
       <w:r>
         <w:t xml:space="preserve">.</w:t>
       </w:r>
+      <w:r>
+        <w:t xml:space="preserve"> </w:t>
+      </w:r>
+      <w:hyperlink r:id="rId26">
+        <w:r>
+          <w:rPr>
+            <w:rStyle w:val="Hyperlink"/>
+          </w:rPr>
+          <w:t xml:space="preserve">https://www.ehu.eus/ccwintco/index.php/Hyperspectral_Remote_Sensing_Scenes#Kennedy_Space_Center_.28KSC.29</w:t>
+        </w:r>
+      </w:hyperlink>
+      <w:r>
+        <w:t xml:space="preserve">.</w:t>
+      </w:r>
     </w:p>
-    <w:bookmarkEnd w:id="26"/>
-    <w:bookmarkStart w:id="28" w:name="ref-aviris_salinas"/>
+    <w:bookmarkEnd w:id="27"/>
+    <w:bookmarkStart w:id="29" w:name="ref-aviris_salinas"/>
     <w:p>
       <w:pPr>
         <w:pStyle w:val="Bibliography"/>
@@ -2325,7 +2367,7 @@
       <w:r>
         <w:t xml:space="preserve"> </w:t>
       </w:r>
-      <w:hyperlink r:id="rId27">
+      <w:hyperlink r:id="rId28">
         <w:r>
           <w:rPr>
             <w:rStyle w:val="Hyperlink"/>
@@ -2336,10 +2378,24 @@
       <w:r>
         <w:t xml:space="preserve">.</w:t>
       </w:r>
+      <w:r>
+        <w:t xml:space="preserve"> </w:t>
+      </w:r>
+      <w:hyperlink r:id="rId28">
+        <w:r>
+          <w:rPr>
+            <w:rStyle w:val="Hyperlink"/>
+          </w:rPr>
+          <w:t xml:space="preserve">https://www.ehu.eus/ccwintco/index.php/Hyperspectral_Remote_Sensing_Scenes#Salinas_scene</w:t>
+        </w:r>
+      </w:hyperlink>
+      <w:r>
+        <w:t xml:space="preserve">.</w:t>
+      </w:r>
     </w:p>
-    <w:bookmarkEnd w:id="28"/>
     <w:bookmarkEnd w:id="29"/>
     <w:bookmarkEnd w:id="30"/>
+    <w:bookmarkEnd w:id="31"/>
     <w:sectPr>
       <w:footnotePr>
         <w:numRestart w:val="eachSect"/>
